--- a/Ovchinnikov's Laws/Laws/1. Модель Universal Law/DFC_ law.docx
+++ b/Ovchinnikov's Laws/Laws/1. Модель Universal Law/DFC_ law.docx
@@ -473,25 +473,7 @@
           <w:lang w:eastAsia="ru-RU"/>
           <w14:ligatures w14:val="none"/>
         </w:rPr>
-        <w:t xml:space="preserve">1. </w:t>
-      </w:r>
-      <w:r>
-        <w:rPr>
-          <w:rFonts w:ascii="Times New Roman" w:eastAsia="Times New Roman" w:hAnsi="Times New Roman" w:cs="Times New Roman"/>
-          <w:kern w:val="0"/>
-          <w:lang w:eastAsia="ru-RU"/>
-          <w14:ligatures w14:val="none"/>
-        </w:rPr>
-        <w:t>Показатель</w:t>
-      </w:r>
-      <w:r>
-        <w:rPr>
-          <w:rFonts w:ascii="Times New Roman" w:eastAsia="Times New Roman" w:hAnsi="Times New Roman" w:cs="Times New Roman"/>
-          <w:kern w:val="0"/>
-          <w:lang w:eastAsia="ru-RU"/>
-          <w14:ligatures w14:val="none"/>
-        </w:rPr>
-        <w:t xml:space="preserve"> уязвимости:</w:t>
+        <w:t>1. Параметр уязвимости:</w:t>
       </w:r>
     </w:p>
     <w:p>
@@ -3218,7 +3200,27 @@
           <w:lang w:eastAsia="ru-RU"/>
           <w14:ligatures w14:val="none"/>
         </w:rPr>
-        <w:t xml:space="preserve">Эксперимент (нанопроволока): </w:t>
+        <w:t>Эксперимент (</w:t>
+      </w:r>
+      <w:proofErr w:type="spellStart"/>
+      <w:r>
+        <w:rPr>
+          <w:rFonts w:ascii="Times New Roman" w:eastAsia="Times New Roman" w:hAnsi="Times New Roman" w:cs="Times New Roman"/>
+          <w:kern w:val="0"/>
+          <w:lang w:eastAsia="ru-RU"/>
+          <w14:ligatures w14:val="none"/>
+        </w:rPr>
+        <w:t>нанопроволока</w:t>
+      </w:r>
+      <w:proofErr w:type="spellEnd"/>
+      <w:r>
+        <w:rPr>
+          <w:rFonts w:ascii="Times New Roman" w:eastAsia="Times New Roman" w:hAnsi="Times New Roman" w:cs="Times New Roman"/>
+          <w:kern w:val="0"/>
+          <w:lang w:eastAsia="ru-RU"/>
+          <w14:ligatures w14:val="none"/>
+        </w:rPr>
+        <w:t xml:space="preserve">): </w:t>
       </w:r>
       <m:oMath>
         <m:r>
@@ -4309,8 +4311,19 @@
           <w:lang w:eastAsia="ru-RU"/>
           <w14:ligatures w14:val="none"/>
         </w:rPr>
-        <w:t xml:space="preserve"> Увеличение прочности в 100 раз при переходе к наноразмеру</w:t>
-      </w:r>
+        <w:t xml:space="preserve"> Увеличение прочности в 100 раз при переходе к </w:t>
+      </w:r>
+      <w:proofErr w:type="spellStart"/>
+      <w:r>
+        <w:rPr>
+          <w:rFonts w:ascii="Times New Roman" w:eastAsia="Times New Roman" w:hAnsi="Times New Roman" w:cs="Times New Roman"/>
+          <w:kern w:val="0"/>
+          <w:lang w:eastAsia="ru-RU"/>
+          <w14:ligatures w14:val="none"/>
+        </w:rPr>
+        <w:t>наноразмеру</w:t>
+      </w:r>
+      <w:proofErr w:type="spellEnd"/>
     </w:p>
     <w:p>
       <w:pPr>
@@ -4606,6 +4619,7 @@
           <w14:ligatures w14:val="none"/>
         </w:rPr>
       </w:pPr>
+      <w:proofErr w:type="spellStart"/>
       <w:r>
         <w:rPr>
           <w:rFonts w:ascii="Courier New" w:eastAsia="Times New Roman" w:hAnsi="Courier New" w:cs="Courier New"/>
@@ -4615,7 +4629,19 @@
           <w:lang w:eastAsia="ru-RU"/>
           <w14:ligatures w14:val="none"/>
         </w:rPr>
-        <w:t>graph LR</w:t>
+        <w:t>graph</w:t>
+      </w:r>
+      <w:proofErr w:type="spellEnd"/>
+      <w:r>
+        <w:rPr>
+          <w:rFonts w:ascii="Courier New" w:eastAsia="Times New Roman" w:hAnsi="Courier New" w:cs="Courier New"/>
+          <w:kern w:val="0"/>
+          <w:sz w:val="20"/>
+          <w:szCs w:val="20"/>
+          <w:lang w:eastAsia="ru-RU"/>
+          <w14:ligatures w14:val="none"/>
+        </w:rPr>
+        <w:t xml:space="preserve"> LR</w:t>
       </w:r>
     </w:p>
     <w:p>
@@ -4633,6 +4659,7 @@
           <w14:ligatures w14:val="none"/>
         </w:rPr>
       </w:pPr>
+      <w:proofErr w:type="gramStart"/>
       <w:r>
         <w:rPr>
           <w:rFonts w:ascii="Courier New" w:eastAsia="Times New Roman" w:hAnsi="Courier New" w:cs="Courier New"/>
@@ -4642,7 +4669,19 @@
           <w:lang w:eastAsia="ru-RU"/>
           <w14:ligatures w14:val="none"/>
         </w:rPr>
-        <w:t>A[Импульсное воздействие] --&gt; B[Замер Λ]</w:t>
+        <w:t>A[</w:t>
+      </w:r>
+      <w:proofErr w:type="gramEnd"/>
+      <w:r>
+        <w:rPr>
+          <w:rFonts w:ascii="Courier New" w:eastAsia="Times New Roman" w:hAnsi="Courier New" w:cs="Courier New"/>
+          <w:kern w:val="0"/>
+          <w:sz w:val="20"/>
+          <w:szCs w:val="20"/>
+          <w:lang w:eastAsia="ru-RU"/>
+          <w14:ligatures w14:val="none"/>
+        </w:rPr>
+        <w:t>Импульсное воздействие] --&gt; B[Замер Λ]</w:t>
       </w:r>
     </w:p>
     <w:p>
@@ -4669,7 +4708,55 @@
           <w:lang w:eastAsia="ru-RU"/>
           <w14:ligatures w14:val="none"/>
         </w:rPr>
-        <w:t>B --&gt; C{Сравнение с Λcrit(T)}</w:t>
+        <w:t xml:space="preserve">B --&gt; </w:t>
+      </w:r>
+      <w:proofErr w:type="gramStart"/>
+      <w:r>
+        <w:rPr>
+          <w:rFonts w:ascii="Courier New" w:eastAsia="Times New Roman" w:hAnsi="Courier New" w:cs="Courier New"/>
+          <w:kern w:val="0"/>
+          <w:sz w:val="20"/>
+          <w:szCs w:val="20"/>
+          <w:lang w:eastAsia="ru-RU"/>
+          <w14:ligatures w14:val="none"/>
+        </w:rPr>
+        <w:t>C{</w:t>
+      </w:r>
+      <w:proofErr w:type="gramEnd"/>
+      <w:r>
+        <w:rPr>
+          <w:rFonts w:ascii="Courier New" w:eastAsia="Times New Roman" w:hAnsi="Courier New" w:cs="Courier New"/>
+          <w:kern w:val="0"/>
+          <w:sz w:val="20"/>
+          <w:szCs w:val="20"/>
+          <w:lang w:eastAsia="ru-RU"/>
+          <w14:ligatures w14:val="none"/>
+        </w:rPr>
+        <w:t xml:space="preserve">Сравнение с </w:t>
+      </w:r>
+      <w:proofErr w:type="spellStart"/>
+      <w:r>
+        <w:rPr>
+          <w:rFonts w:ascii="Courier New" w:eastAsia="Times New Roman" w:hAnsi="Courier New" w:cs="Courier New"/>
+          <w:kern w:val="0"/>
+          <w:sz w:val="20"/>
+          <w:szCs w:val="20"/>
+          <w:lang w:eastAsia="ru-RU"/>
+          <w14:ligatures w14:val="none"/>
+        </w:rPr>
+        <w:t>Λcrit</w:t>
+      </w:r>
+      <w:proofErr w:type="spellEnd"/>
+      <w:r>
+        <w:rPr>
+          <w:rFonts w:ascii="Courier New" w:eastAsia="Times New Roman" w:hAnsi="Courier New" w:cs="Courier New"/>
+          <w:kern w:val="0"/>
+          <w:sz w:val="20"/>
+          <w:szCs w:val="20"/>
+          <w:lang w:eastAsia="ru-RU"/>
+          <w14:ligatures w14:val="none"/>
+        </w:rPr>
+        <w:t>(T)}</w:t>
       </w:r>
     </w:p>
     <w:p>
@@ -4696,7 +4783,55 @@
           <w:lang w:eastAsia="ru-RU"/>
           <w14:ligatures w14:val="none"/>
         </w:rPr>
-        <w:t>C --&gt;|Λ ≥ Λcrit| D[Фиксация разрушения]</w:t>
+        <w:t xml:space="preserve">C </w:t>
+      </w:r>
+      <w:proofErr w:type="gramStart"/>
+      <w:r>
+        <w:rPr>
+          <w:rFonts w:ascii="Courier New" w:eastAsia="Times New Roman" w:hAnsi="Courier New" w:cs="Courier New"/>
+          <w:kern w:val="0"/>
+          <w:sz w:val="20"/>
+          <w:szCs w:val="20"/>
+          <w:lang w:eastAsia="ru-RU"/>
+          <w14:ligatures w14:val="none"/>
+        </w:rPr>
+        <w:t>--&gt;|</w:t>
+      </w:r>
+      <w:proofErr w:type="gramEnd"/>
+      <w:r>
+        <w:rPr>
+          <w:rFonts w:ascii="Courier New" w:eastAsia="Times New Roman" w:hAnsi="Courier New" w:cs="Courier New"/>
+          <w:kern w:val="0"/>
+          <w:sz w:val="20"/>
+          <w:szCs w:val="20"/>
+          <w:lang w:eastAsia="ru-RU"/>
+          <w14:ligatures w14:val="none"/>
+        </w:rPr>
+        <w:t xml:space="preserve">Λ ≥ </w:t>
+      </w:r>
+      <w:proofErr w:type="spellStart"/>
+      <w:r>
+        <w:rPr>
+          <w:rFonts w:ascii="Courier New" w:eastAsia="Times New Roman" w:hAnsi="Courier New" w:cs="Courier New"/>
+          <w:kern w:val="0"/>
+          <w:sz w:val="20"/>
+          <w:szCs w:val="20"/>
+          <w:lang w:eastAsia="ru-RU"/>
+          <w14:ligatures w14:val="none"/>
+        </w:rPr>
+        <w:t>Λcrit</w:t>
+      </w:r>
+      <w:proofErr w:type="spellEnd"/>
+      <w:r>
+        <w:rPr>
+          <w:rFonts w:ascii="Courier New" w:eastAsia="Times New Roman" w:hAnsi="Courier New" w:cs="Courier New"/>
+          <w:kern w:val="0"/>
+          <w:sz w:val="20"/>
+          <w:szCs w:val="20"/>
+          <w:lang w:eastAsia="ru-RU"/>
+          <w14:ligatures w14:val="none"/>
+        </w:rPr>
+        <w:t>| D[Фиксация разрушения]</w:t>
       </w:r>
     </w:p>
     <w:p>
@@ -4723,7 +4858,55 @@
           <w:lang w:eastAsia="ru-RU"/>
           <w14:ligatures w14:val="none"/>
         </w:rPr>
-        <w:t>C --&gt;|Λ &lt; Λcrit| E[Анализ дефектов]</w:t>
+        <w:t xml:space="preserve">C </w:t>
+      </w:r>
+      <w:proofErr w:type="gramStart"/>
+      <w:r>
+        <w:rPr>
+          <w:rFonts w:ascii="Courier New" w:eastAsia="Times New Roman" w:hAnsi="Courier New" w:cs="Courier New"/>
+          <w:kern w:val="0"/>
+          <w:sz w:val="20"/>
+          <w:szCs w:val="20"/>
+          <w:lang w:eastAsia="ru-RU"/>
+          <w14:ligatures w14:val="none"/>
+        </w:rPr>
+        <w:t>--&gt;|</w:t>
+      </w:r>
+      <w:proofErr w:type="gramEnd"/>
+      <w:r>
+        <w:rPr>
+          <w:rFonts w:ascii="Courier New" w:eastAsia="Times New Roman" w:hAnsi="Courier New" w:cs="Courier New"/>
+          <w:kern w:val="0"/>
+          <w:sz w:val="20"/>
+          <w:szCs w:val="20"/>
+          <w:lang w:eastAsia="ru-RU"/>
+          <w14:ligatures w14:val="none"/>
+        </w:rPr>
+        <w:t xml:space="preserve">Λ &lt; </w:t>
+      </w:r>
+      <w:proofErr w:type="spellStart"/>
+      <w:r>
+        <w:rPr>
+          <w:rFonts w:ascii="Courier New" w:eastAsia="Times New Roman" w:hAnsi="Courier New" w:cs="Courier New"/>
+          <w:kern w:val="0"/>
+          <w:sz w:val="20"/>
+          <w:szCs w:val="20"/>
+          <w:lang w:eastAsia="ru-RU"/>
+          <w14:ligatures w14:val="none"/>
+        </w:rPr>
+        <w:t>Λcrit</w:t>
+      </w:r>
+      <w:proofErr w:type="spellEnd"/>
+      <w:r>
+        <w:rPr>
+          <w:rFonts w:ascii="Courier New" w:eastAsia="Times New Roman" w:hAnsi="Courier New" w:cs="Courier New"/>
+          <w:kern w:val="0"/>
+          <w:sz w:val="20"/>
+          <w:szCs w:val="20"/>
+          <w:lang w:eastAsia="ru-RU"/>
+          <w14:ligatures w14:val="none"/>
+        </w:rPr>
+        <w:t>| E[Анализ дефектов]</w:t>
       </w:r>
     </w:p>
     <w:p>
@@ -8803,17 +8986,7 @@
               <w:lang w:eastAsia="ru-RU"/>
               <w14:ligatures w14:val="none"/>
             </w:rPr>
-            <m:t>→</m:t>
-          </m:r>
-          <m:r>
-            <w:rPr>
-              <w:rFonts w:ascii="Cambria Math" w:eastAsia="Times New Roman" w:hAnsi="Cambria Math" w:cs="Times New Roman"/>
-              <w:kern w:val="0"/>
-              <w:bdr w:val="none" w:sz="0" w:space="0" w:color="auto" w:frame="1"/>
-              <w:lang w:eastAsia="ru-RU"/>
-              <w14:ligatures w14:val="none"/>
-            </w:rPr>
-            <m:t>Образование дефекта 5-8-5</m:t>
+            <m:t>⇒Образование дефекта 5-8-5</m:t>
           </m:r>
         </m:oMath>
       </m:oMathPara>
@@ -9095,7 +9268,17 @@
               <w:lang w:eastAsia="ru-RU"/>
               <w14:ligatures w14:val="none"/>
             </w:rPr>
-            <m:t xml:space="preserve">=0,500 </m:t>
+            <m:t>=0,500</m:t>
+          </m:r>
+          <m:r>
+            <w:rPr>
+              <w:rFonts w:ascii="Cambria Math" w:eastAsia="Times New Roman" w:hAnsi="Cambria Math" w:cs="Times New Roman"/>
+              <w:kern w:val="0"/>
+              <w:bdr w:val="none" w:sz="0" w:space="0" w:color="auto" w:frame="1"/>
+              <w:lang w:eastAsia="ru-RU"/>
+              <w14:ligatures w14:val="none"/>
+            </w:rPr>
+            <m:t xml:space="preserve"> </m:t>
           </m:r>
           <m:d>
             <m:dPr>
@@ -9966,76 +10149,18 @@
                   <w:lang w:eastAsia="ru-RU"/>
                   <w14:ligatures w14:val="none"/>
                 </w:rPr>
-                <m:t>близко</m:t>
+                <m:t>близкок</m:t>
               </m:r>
               <m:r>
                 <w:rPr>
                   <w:rFonts w:ascii="Cambria Math" w:eastAsia="Times New Roman" w:hAnsi="Cambria Math" w:cs="Times New Roman"/>
                   <w:kern w:val="0"/>
                   <w:bdr w:val="none" w:sz="0" w:space="0" w:color="auto" w:frame="1"/>
-                  <w:lang w:eastAsia="ru-RU"/>
-                  <w14:ligatures w14:val="none"/>
-                </w:rPr>
-                <m:t xml:space="preserve"> </m:t>
+                  <w:lang w:val="en-US" w:eastAsia="ru-RU"/>
+                  <w14:ligatures w14:val="none"/>
+                </w:rPr>
+                <m:t>E0</m:t>
               </m:r>
-              <m:r>
-                <w:rPr>
-                  <w:rFonts w:ascii="Cambria Math" w:eastAsia="Times New Roman" w:hAnsi="Cambria Math" w:cs="Times New Roman"/>
-                  <w:kern w:val="0"/>
-                  <w:bdr w:val="none" w:sz="0" w:space="0" w:color="auto" w:frame="1"/>
-                  <w:lang w:eastAsia="ru-RU"/>
-                  <w14:ligatures w14:val="none"/>
-                </w:rPr>
-                <m:t>к</m:t>
-              </m:r>
-              <m:r>
-                <w:rPr>
-                  <w:rFonts w:ascii="Cambria Math" w:eastAsia="Times New Roman" w:hAnsi="Cambria Math" w:cs="Times New Roman"/>
-                  <w:kern w:val="0"/>
-                  <w:bdr w:val="none" w:sz="0" w:space="0" w:color="auto" w:frame="1"/>
-                  <w:lang w:eastAsia="ru-RU"/>
-                  <w14:ligatures w14:val="none"/>
-                </w:rPr>
-                <m:t xml:space="preserve"> </m:t>
-              </m:r>
-              <m:sSub>
-                <m:sSubPr>
-                  <m:ctrlPr>
-                    <w:rPr>
-                      <w:rFonts w:ascii="Cambria Math" w:eastAsia="Times New Roman" w:hAnsi="Cambria Math" w:cs="Times New Roman"/>
-                      <w:i/>
-                      <w:kern w:val="0"/>
-                      <w:bdr w:val="none" w:sz="0" w:space="0" w:color="auto" w:frame="1"/>
-                      <w:lang w:val="en-US" w:eastAsia="ru-RU"/>
-                      <w14:ligatures w14:val="none"/>
-                    </w:rPr>
-                  </m:ctrlPr>
-                </m:sSubPr>
-                <m:e>
-                  <m:r>
-                    <w:rPr>
-                      <w:rFonts w:ascii="Cambria Math" w:eastAsia="Times New Roman" w:hAnsi="Cambria Math" w:cs="Times New Roman"/>
-                      <w:kern w:val="0"/>
-                      <w:bdr w:val="none" w:sz="0" w:space="0" w:color="auto" w:frame="1"/>
-                      <w:lang w:val="en-US" w:eastAsia="ru-RU"/>
-                      <w14:ligatures w14:val="none"/>
-                    </w:rPr>
-                    <m:t>E</m:t>
-                  </m:r>
-                </m:e>
-                <m:sub>
-                  <m:r>
-                    <w:rPr>
-                      <w:rFonts w:ascii="Cambria Math" w:eastAsia="Times New Roman" w:hAnsi="Cambria Math" w:cs="Times New Roman"/>
-                      <w:kern w:val="0"/>
-                      <w:bdr w:val="none" w:sz="0" w:space="0" w:color="auto" w:frame="1"/>
-                      <w:lang w:val="en-US" w:eastAsia="ru-RU"/>
-                      <w14:ligatures w14:val="none"/>
-                    </w:rPr>
-                    <m:t>0</m:t>
-                  </m:r>
-                </m:sub>
-              </m:sSub>
             </m:e>
           </m:d>
         </m:oMath>
@@ -10681,10 +10806,8 @@
             </w:rPr>
             <m:t>=1-e</m:t>
           </m:r>
-          <m:d>
-            <m:dPr>
-              <m:begChr m:val="["/>
-              <m:endChr m:val="]"/>
+          <m:func>
+            <m:funcPr>
               <m:ctrlPr>
                 <w:rPr>
                   <w:rFonts w:ascii="Cambria Math" w:eastAsia="Times New Roman" w:hAnsi="Cambria Math" w:cs="Times New Roman"/>
@@ -10695,20 +10818,12 @@
                   <w14:ligatures w14:val="none"/>
                 </w:rPr>
               </m:ctrlPr>
-            </m:dPr>
-            <m:e>
-              <m:r>
-                <w:rPr>
-                  <w:rFonts w:ascii="Cambria Math" w:eastAsia="Times New Roman" w:hAnsi="Cambria Math" w:cs="Times New Roman"/>
-                  <w:kern w:val="0"/>
-                  <w:bdr w:val="none" w:sz="0" w:space="0" w:color="auto" w:frame="1"/>
-                  <w:lang w:eastAsia="ru-RU"/>
-                  <w14:ligatures w14:val="none"/>
-                </w:rPr>
-                <m:t>-</m:t>
-              </m:r>
-              <m:sSup>
-                <m:sSupPr>
+            </m:funcPr>
+            <m:fName>
+              <m:d>
+                <m:dPr>
+                  <m:begChr m:val="["/>
+                  <m:endChr m:val="]"/>
                   <m:ctrlPr>
                     <w:rPr>
                       <w:rFonts w:ascii="Cambria Math" w:eastAsia="Times New Roman" w:hAnsi="Cambria Math" w:cs="Times New Roman"/>
@@ -10719,10 +10834,20 @@
                       <w14:ligatures w14:val="none"/>
                     </w:rPr>
                   </m:ctrlPr>
-                </m:sSupPr>
+                </m:dPr>
                 <m:e>
-                  <m:d>
-                    <m:dPr>
+                  <m:r>
+                    <w:rPr>
+                      <w:rFonts w:ascii="Cambria Math" w:eastAsia="Times New Roman" w:hAnsi="Cambria Math" w:cs="Times New Roman"/>
+                      <w:kern w:val="0"/>
+                      <w:bdr w:val="none" w:sz="0" w:space="0" w:color="auto" w:frame="1"/>
+                      <w:lang w:eastAsia="ru-RU"/>
+                      <w14:ligatures w14:val="none"/>
+                    </w:rPr>
+                    <m:t>-</m:t>
+                  </m:r>
+                  <m:sSup>
+                    <m:sSupPr>
                       <m:ctrlPr>
                         <w:rPr>
                           <w:rFonts w:ascii="Cambria Math" w:eastAsia="Times New Roman" w:hAnsi="Cambria Math" w:cs="Times New Roman"/>
@@ -10733,10 +10858,10 @@
                           <w14:ligatures w14:val="none"/>
                         </w:rPr>
                       </m:ctrlPr>
-                    </m:dPr>
+                    </m:sSupPr>
                     <m:e>
-                      <m:f>
-                        <m:fPr>
+                      <m:d>
+                        <m:dPr>
                           <m:ctrlPr>
                             <w:rPr>
                               <w:rFonts w:ascii="Cambria Math" w:eastAsia="Times New Roman" w:hAnsi="Cambria Math" w:cs="Times New Roman"/>
@@ -10747,10 +10872,10 @@
                               <w14:ligatures w14:val="none"/>
                             </w:rPr>
                           </m:ctrlPr>
-                        </m:fPr>
-                        <m:num>
-                          <m:sSub>
-                            <m:sSubPr>
+                        </m:dPr>
+                        <m:e>
+                          <m:f>
+                            <m:fPr>
                               <m:ctrlPr>
                                 <w:rPr>
                                   <w:rFonts w:ascii="Cambria Math" w:eastAsia="Times New Roman" w:hAnsi="Cambria Math" w:cs="Times New Roman"/>
@@ -10761,8 +10886,46 @@
                                   <w14:ligatures w14:val="none"/>
                                 </w:rPr>
                               </m:ctrlPr>
-                            </m:sSubPr>
-                            <m:e>
+                            </m:fPr>
+                            <m:num>
+                              <m:sSub>
+                                <m:sSubPr>
+                                  <m:ctrlPr>
+                                    <w:rPr>
+                                      <w:rFonts w:ascii="Cambria Math" w:eastAsia="Times New Roman" w:hAnsi="Cambria Math" w:cs="Times New Roman"/>
+                                      <w:i/>
+                                      <w:kern w:val="0"/>
+                                      <w:bdr w:val="none" w:sz="0" w:space="0" w:color="auto" w:frame="1"/>
+                                      <w:lang w:eastAsia="ru-RU"/>
+                                      <w14:ligatures w14:val="none"/>
+                                    </w:rPr>
+                                  </m:ctrlPr>
+                                </m:sSubPr>
+                                <m:e>
+                                  <m:r>
+                                    <w:rPr>
+                                      <w:rFonts w:ascii="Cambria Math" w:eastAsia="Times New Roman" w:hAnsi="Cambria Math" w:cs="Times New Roman"/>
+                                      <w:kern w:val="0"/>
+                                      <w:bdr w:val="none" w:sz="0" w:space="0" w:color="auto" w:frame="1"/>
+                                      <w:lang w:eastAsia="ru-RU"/>
+                                      <w14:ligatures w14:val="none"/>
+                                    </w:rPr>
+                                    <m:t>Λ</m:t>
+                                  </m:r>
+                                </m:e>
+                                <m:sub>
+                                  <m:r>
+                                    <w:rPr>
+                                      <w:rFonts w:ascii="Cambria Math" w:eastAsia="Times New Roman" w:hAnsi="Cambria Math" w:cs="Times New Roman"/>
+                                      <w:kern w:val="0"/>
+                                      <w:bdr w:val="none" w:sz="0" w:space="0" w:color="auto" w:frame="1"/>
+                                      <w:lang w:eastAsia="ru-RU"/>
+                                      <w14:ligatures w14:val="none"/>
+                                    </w:rPr>
+                                    <m:t>G</m:t>
+                                  </m:r>
+                                </m:sub>
+                              </m:sSub>
                               <m:r>
                                 <w:rPr>
                                   <w:rFonts w:ascii="Cambria Math" w:eastAsia="Times New Roman" w:hAnsi="Cambria Math" w:cs="Times New Roman"/>
@@ -10771,10 +10934,10 @@
                                   <w:lang w:eastAsia="ru-RU"/>
                                   <w14:ligatures w14:val="none"/>
                                 </w:rPr>
-                                <m:t>Λ</m:t>
+                                <m:t>-0,500</m:t>
                               </m:r>
-                            </m:e>
-                            <m:sub>
+                            </m:num>
+                            <m:den>
                               <m:r>
                                 <w:rPr>
                                   <w:rFonts w:ascii="Cambria Math" w:eastAsia="Times New Roman" w:hAnsi="Cambria Math" w:cs="Times New Roman"/>
@@ -10783,52 +10946,31 @@
                                   <w:lang w:eastAsia="ru-RU"/>
                                   <w14:ligatures w14:val="none"/>
                                 </w:rPr>
-                                <m:t>G</m:t>
+                                <m:t>0,025</m:t>
                               </m:r>
-                            </m:sub>
-                          </m:sSub>
-                          <m:r>
-                            <w:rPr>
-                              <w:rFonts w:ascii="Cambria Math" w:eastAsia="Times New Roman" w:hAnsi="Cambria Math" w:cs="Times New Roman"/>
-                              <w:kern w:val="0"/>
-                              <w:bdr w:val="none" w:sz="0" w:space="0" w:color="auto" w:frame="1"/>
-                              <w:lang w:eastAsia="ru-RU"/>
-                              <w14:ligatures w14:val="none"/>
-                            </w:rPr>
-                            <m:t>-0,500</m:t>
-                          </m:r>
-                        </m:num>
-                        <m:den>
-                          <m:r>
-                            <w:rPr>
-                              <w:rFonts w:ascii="Cambria Math" w:eastAsia="Times New Roman" w:hAnsi="Cambria Math" w:cs="Times New Roman"/>
-                              <w:kern w:val="0"/>
-                              <w:bdr w:val="none" w:sz="0" w:space="0" w:color="auto" w:frame="1"/>
-                              <w:lang w:eastAsia="ru-RU"/>
-                              <w14:ligatures w14:val="none"/>
-                            </w:rPr>
-                            <m:t>0,025</m:t>
-                          </m:r>
-                        </m:den>
-                      </m:f>
+                            </m:den>
+                          </m:f>
+                        </m:e>
+                      </m:d>
                     </m:e>
-                  </m:d>
+                    <m:sup>
+                      <m:r>
+                        <w:rPr>
+                          <w:rFonts w:ascii="Cambria Math" w:eastAsia="Times New Roman" w:hAnsi="Cambria Math" w:cs="Times New Roman"/>
+                          <w:kern w:val="0"/>
+                          <w:bdr w:val="none" w:sz="0" w:space="0" w:color="auto" w:frame="1"/>
+                          <w:lang w:eastAsia="ru-RU"/>
+                          <w14:ligatures w14:val="none"/>
+                        </w:rPr>
+                        <m:t>2</m:t>
+                      </m:r>
+                    </m:sup>
+                  </m:sSup>
                 </m:e>
-                <m:sup>
-                  <m:r>
-                    <w:rPr>
-                      <w:rFonts w:ascii="Cambria Math" w:eastAsia="Times New Roman" w:hAnsi="Cambria Math" w:cs="Times New Roman"/>
-                      <w:kern w:val="0"/>
-                      <w:bdr w:val="none" w:sz="0" w:space="0" w:color="auto" w:frame="1"/>
-                      <w:lang w:eastAsia="ru-RU"/>
-                      <w14:ligatures w14:val="none"/>
-                    </w:rPr>
-                    <m:t>2</m:t>
-                  </m:r>
-                </m:sup>
-              </m:sSup>
-            </m:e>
-          </m:d>
+              </m:d>
+            </m:fName>
+            <m:e/>
+          </m:func>
         </m:oMath>
       </m:oMathPara>
     </w:p>
@@ -10896,8 +11038,8 @@
         <w:tblLook w:val="04A0" w:firstRow="1" w:lastRow="0" w:firstColumn="1" w:lastColumn="0" w:noHBand="0" w:noVBand="1"/>
       </w:tblPr>
       <w:tblGrid>
-        <w:gridCol w:w="1503"/>
-        <w:gridCol w:w="2016"/>
+        <w:gridCol w:w="1755"/>
+        <w:gridCol w:w="1764"/>
         <w:gridCol w:w="3688"/>
         <w:gridCol w:w="2138"/>
       </w:tblGrid>
@@ -10922,7 +11064,8 @@
             <w:pPr>
               <w:widowControl w:val="0"/>
               <w:spacing w:after="0" w:line="276" w:lineRule="auto"/>
-              <w:jc w:val="center"/>
+              <w:ind w:firstLine="709"/>
+              <w:jc w:val="both"/>
               <w:rPr>
                 <w:rFonts w:ascii="Times New Roman" w:eastAsia="Times New Roman" w:hAnsi="Times New Roman" w:cs="Times New Roman"/>
                 <w:kern w:val="0"/>
@@ -10958,7 +11101,8 @@
             <w:pPr>
               <w:widowControl w:val="0"/>
               <w:spacing w:after="0" w:line="276" w:lineRule="auto"/>
-              <w:jc w:val="center"/>
+              <w:ind w:firstLine="709"/>
+              <w:jc w:val="both"/>
               <w:rPr>
                 <w:rFonts w:ascii="Times New Roman" w:eastAsia="Times New Roman" w:hAnsi="Times New Roman" w:cs="Times New Roman"/>
                 <w:kern w:val="0"/>
@@ -12235,7 +12379,27 @@
           <w:lang w:eastAsia="ru-RU"/>
           <w14:ligatures w14:val="none"/>
         </w:rPr>
-        <w:t>1. Расчёт срока службы графенового устройства:</w:t>
+        <w:t xml:space="preserve">1. Расчёт срока службы </w:t>
+      </w:r>
+      <w:proofErr w:type="spellStart"/>
+      <w:r>
+        <w:rPr>
+          <w:rFonts w:ascii="Times New Roman" w:eastAsia="Times New Roman" w:hAnsi="Times New Roman" w:cs="Times New Roman"/>
+          <w:kern w:val="0"/>
+          <w:lang w:eastAsia="ru-RU"/>
+          <w14:ligatures w14:val="none"/>
+        </w:rPr>
+        <w:t>графенового</w:t>
+      </w:r>
+      <w:proofErr w:type="spellEnd"/>
+      <w:r>
+        <w:rPr>
+          <w:rFonts w:ascii="Times New Roman" w:eastAsia="Times New Roman" w:hAnsi="Times New Roman" w:cs="Times New Roman"/>
+          <w:kern w:val="0"/>
+          <w:lang w:eastAsia="ru-RU"/>
+          <w14:ligatures w14:val="none"/>
+        </w:rPr>
+        <w:t xml:space="preserve"> устройства:</w:t>
       </w:r>
     </w:p>
     <w:p>
@@ -13243,7 +13407,27 @@
           <w:lang w:eastAsia="ru-RU"/>
           <w14:ligatures w14:val="none"/>
         </w:rPr>
-        <w:t>Замер: Рамановский пик D-полосы (</w:t>
+        <w:t xml:space="preserve">Замер: </w:t>
+      </w:r>
+      <w:proofErr w:type="spellStart"/>
+      <w:r>
+        <w:rPr>
+          <w:rFonts w:ascii="Times New Roman" w:eastAsia="Times New Roman" w:hAnsi="Times New Roman" w:cs="Times New Roman"/>
+          <w:kern w:val="0"/>
+          <w:lang w:eastAsia="ru-RU"/>
+          <w14:ligatures w14:val="none"/>
+        </w:rPr>
+        <w:t>Рамановский</w:t>
+      </w:r>
+      <w:proofErr w:type="spellEnd"/>
+      <w:r>
+        <w:rPr>
+          <w:rFonts w:ascii="Times New Roman" w:eastAsia="Times New Roman" w:hAnsi="Times New Roman" w:cs="Times New Roman"/>
+          <w:kern w:val="0"/>
+          <w:lang w:eastAsia="ru-RU"/>
+          <w14:ligatures w14:val="none"/>
+        </w:rPr>
+        <w:t xml:space="preserve"> пик D-полосы (</w:t>
       </w:r>
       <m:oMath>
         <m:f>
@@ -13859,25 +14043,7 @@
           <w:lang w:eastAsia="ru-RU"/>
           <w14:ligatures w14:val="none"/>
         </w:rPr>
-        <w:t>4.</w:t>
-      </w:r>
-      <w:r>
-        <w:rPr>
-          <w:rFonts w:ascii="Times New Roman" w:eastAsia="Times New Roman" w:hAnsi="Times New Roman" w:cs="Times New Roman"/>
-          <w:kern w:val="0"/>
-          <w:lang w:eastAsia="ru-RU"/>
-          <w14:ligatures w14:val="none"/>
-        </w:rPr>
-        <w:t xml:space="preserve"> </w:t>
-      </w:r>
-      <w:r>
-        <w:rPr>
-          <w:rFonts w:ascii="Times New Roman" w:eastAsia="Times New Roman" w:hAnsi="Times New Roman" w:cs="Times New Roman"/>
-          <w:kern w:val="0"/>
-          <w:lang w:eastAsia="ru-RU"/>
-          <w14:ligatures w14:val="none"/>
-        </w:rPr>
-        <w:t xml:space="preserve">Применяется в: </w:t>
+        <w:t xml:space="preserve">4.Применяется в: </w:t>
       </w:r>
     </w:p>
     <w:p>
